--- a/files/docx/resume_en.docx
+++ b/files/docx/resume_en.docx
@@ -404,7 +404,7 @@
           <w:szCs w:val="22"/>
           <w:rtl w:val="0"/>
         </w:rPr>
-        <w:t xml:space="preserve">Securing a long-term remote position as a Senior Full-Stack Engineer to design scalable system architectures, develop high-load web systems, optimize database performance, and build efficient backend solutions (PHP/Node.js). </w:t>
+        <w:t xml:space="preserve">To obtain the opportunity to develop my talents as a web developer and application developer, as well as to use a creative approach in creating video and music. I am looking for a team that values innovation and openness to new ideas, where I can continuously grow and improve my skills in a professional environment. </w:t>
       </w:r>
     </w:p>
     <w:p>
@@ -453,7 +453,7 @@
         <w:widowControl w:val="0"/>
         <w:numPr>
           <w:ilvl w:val="0"/>
-          <w:numId w:val="2"/>
+          <w:numId w:val="1"/>
         </w:numPr>
         <w:spacing w:after="0" w:afterAutospacing="0" w:before="240" w:line="360" w:lineRule="auto"/>
         <w:ind w:left="720" w:hanging="360"/>
@@ -478,7 +478,7 @@
         <w:widowControl w:val="0"/>
         <w:numPr>
           <w:ilvl w:val="0"/>
-          <w:numId w:val="2"/>
+          <w:numId w:val="1"/>
         </w:numPr>
         <w:spacing w:after="0" w:afterAutospacing="0" w:before="0" w:beforeAutospacing="0" w:line="360" w:lineRule="auto"/>
         <w:ind w:left="720" w:hanging="360"/>
@@ -503,7 +503,7 @@
         <w:widowControl w:val="0"/>
         <w:numPr>
           <w:ilvl w:val="0"/>
-          <w:numId w:val="2"/>
+          <w:numId w:val="1"/>
         </w:numPr>
         <w:spacing w:after="240" w:before="0" w:beforeAutospacing="0" w:line="360" w:lineRule="auto"/>
         <w:ind w:left="720" w:hanging="360"/>
@@ -551,7 +551,7 @@
         <w:widowControl w:val="0"/>
         <w:numPr>
           <w:ilvl w:val="0"/>
-          <w:numId w:val="8"/>
+          <w:numId w:val="7"/>
         </w:numPr>
         <w:spacing w:after="0" w:afterAutospacing="0" w:before="240" w:line="360" w:lineRule="auto"/>
         <w:ind w:left="720" w:hanging="360"/>
@@ -576,7 +576,7 @@
         <w:widowControl w:val="0"/>
         <w:numPr>
           <w:ilvl w:val="0"/>
-          <w:numId w:val="8"/>
+          <w:numId w:val="7"/>
         </w:numPr>
         <w:spacing w:after="240" w:before="0" w:beforeAutospacing="0" w:line="360" w:lineRule="auto"/>
         <w:ind w:left="720" w:hanging="360"/>
@@ -653,7 +653,7 @@
           <w:szCs w:val="22"/>
           <w:rtl w:val="0"/>
         </w:rPr>
-        <w:t xml:space="preserve">PHP Developer at Origami design studio from 04.2011 to 03.2016 (</w:t>
+        <w:t xml:space="preserve">Fullstack PHP (CMS) Developer at Origami design studio from 02.2011 to 02.2016 (</w:t>
       </w:r>
       <w:hyperlink r:id="rId10">
         <w:r>
@@ -698,7 +698,7 @@
           <w:szCs w:val="22"/>
           <w:rtl w:val="0"/>
         </w:rPr>
-        <w:t xml:space="preserve">PHP Backend &amp; REST API Developer at Grapps from 04.2016 to 10.2017 (</w:t>
+        <w:t xml:space="preserve">Fullstack Web Developer at Grapps from 04.2016 to 11.2017 (</w:t>
       </w:r>
       <w:hyperlink r:id="rId11">
         <w:r>
@@ -743,7 +743,7 @@
           <w:szCs w:val="22"/>
           <w:rtl w:val="0"/>
         </w:rPr>
-        <w:t xml:space="preserve">PHP Backend &amp; REST API Developer at SeoTm from 11.2017 to 11.2019 (</w:t>
+        <w:t xml:space="preserve">Fullstack Web Developer at SeoTm from 12.2017 to 12.2019 (</w:t>
       </w:r>
       <w:hyperlink r:id="rId12">
         <w:r>
@@ -788,7 +788,7 @@
           <w:szCs w:val="22"/>
           <w:rtl w:val="0"/>
         </w:rPr>
-        <w:t xml:space="preserve">Full-Stack &amp; REST API Developer (remote) from 11.2019 to 08.2022 (</w:t>
+        <w:t xml:space="preserve">Fullstack Yii2 Developer (remote) at the State GeoCadastre from 01.2020 to 07.2022 (</w:t>
       </w:r>
       <w:hyperlink r:id="rId13">
         <w:r>
@@ -833,7 +833,7 @@
           <w:szCs w:val="22"/>
           <w:rtl w:val="0"/>
         </w:rPr>
-        <w:t xml:space="preserve">Full-Stack Web Developer at Solid Solutions from 09.2022 to 04.2024 (</w:t>
+        <w:t xml:space="preserve">Fullstack Web Developer at Solid Solutions from 09.2022 to 04.2024 (</w:t>
       </w:r>
       <w:hyperlink r:id="rId14">
         <w:r>
@@ -878,48 +878,14 @@
           <w:szCs w:val="22"/>
           <w:rtl w:val="0"/>
         </w:rPr>
-        <w:t xml:space="preserve">Full-Stack &amp; REST API Developer (remote) from 04.2024 (payment systems project) - confidential / not subject to disclosure </w:t>
-      </w:r>
-    </w:p>
-    <w:p>
-      <w:pPr>
-        <w:widowControl w:val="0"/>
-        <w:rPr>
-          <w:rFonts w:ascii="Tahoma" w:cs="Tahoma" w:eastAsia="Tahoma" w:hAnsi="Tahoma"/>
-        </w:rPr>
-      </w:pPr>
-      <w:r>
-        <w:rPr>
-          <w:rtl w:val="0"/>
-        </w:rPr>
-      </w:r>
-    </w:p>
-    <w:p>
-      <w:pPr>
-        <w:widowControl w:val="0"/>
-        <w:rPr>
-          <w:rFonts w:ascii="Tahoma" w:cs="Tahoma" w:eastAsia="Tahoma" w:hAnsi="Tahoma"/>
-          <w:b w:val="1"/>
-          <w:bCs w:val="1"/>
-          <w:sz w:val="24"/>
-          <w:szCs w:val="24"/>
-        </w:rPr>
-      </w:pPr>
-      <w:r>
-        <w:rPr>
-          <w:rtl w:val="0"/>
-        </w:rPr>
-      </w:r>
-    </w:p>
-    <w:p>
-      <w:pPr>
-        <w:widowControl w:val="0"/>
-        <w:rPr>
-          <w:rFonts w:ascii="Tahoma" w:cs="Tahoma" w:eastAsia="Tahoma" w:hAnsi="Tahoma"/>
-          <w:b w:val="1"/>
-          <w:bCs w:val="1"/>
-          <w:sz w:val="24"/>
-          <w:szCs w:val="24"/>
+        <w:t xml:space="preserve">Fullstack Web Developer (remote) from 04.2024 (payment systems project) - confidential / not subject to disclosure </w:t>
+      </w:r>
+    </w:p>
+    <w:p>
+      <w:pPr>
+        <w:widowControl w:val="0"/>
+        <w:rPr>
+          <w:rFonts w:ascii="Tahoma" w:cs="Tahoma" w:eastAsia="Tahoma" w:hAnsi="Tahoma"/>
         </w:rPr>
       </w:pPr>
       <w:r>
@@ -2027,7 +1993,7 @@
         <w:widowControl w:val="0"/>
         <w:numPr>
           <w:ilvl w:val="0"/>
-          <w:numId w:val="7"/>
+          <w:numId w:val="6"/>
         </w:numPr>
         <w:spacing w:after="0" w:afterAutospacing="0" w:before="240" w:line="360" w:lineRule="auto"/>
         <w:ind w:left="720" w:hanging="360"/>
@@ -2072,7 +2038,7 @@
         <w:widowControl w:val="0"/>
         <w:numPr>
           <w:ilvl w:val="0"/>
-          <w:numId w:val="7"/>
+          <w:numId w:val="6"/>
         </w:numPr>
         <w:spacing w:after="0" w:afterAutospacing="0" w:before="0" w:beforeAutospacing="0" w:line="360" w:lineRule="auto"/>
         <w:ind w:left="720" w:hanging="360"/>
@@ -2132,7 +2098,7 @@
         <w:widowControl w:val="0"/>
         <w:numPr>
           <w:ilvl w:val="0"/>
-          <w:numId w:val="7"/>
+          <w:numId w:val="6"/>
         </w:numPr>
         <w:spacing w:after="0" w:afterAutospacing="0" w:before="0" w:beforeAutospacing="0" w:line="360" w:lineRule="auto"/>
         <w:ind w:left="720" w:hanging="360"/>
@@ -2197,7 +2163,7 @@
         <w:widowControl w:val="0"/>
         <w:numPr>
           <w:ilvl w:val="0"/>
-          <w:numId w:val="7"/>
+          <w:numId w:val="6"/>
         </w:numPr>
         <w:spacing w:after="0" w:afterAutospacing="0" w:before="0" w:beforeAutospacing="0" w:line="360" w:lineRule="auto"/>
         <w:ind w:left="720" w:hanging="360"/>
@@ -2290,7 +2256,7 @@
         <w:widowControl w:val="0"/>
         <w:numPr>
           <w:ilvl w:val="0"/>
-          <w:numId w:val="7"/>
+          <w:numId w:val="6"/>
         </w:numPr>
         <w:spacing w:after="240" w:before="0" w:beforeAutospacing="0" w:line="360" w:lineRule="auto"/>
         <w:ind w:left="720" w:hanging="360"/>
@@ -2341,109 +2307,103 @@
     <w:p>
       <w:pPr>
         <w:widowControl w:val="0"/>
+        <w:spacing w:after="240" w:before="240" w:lineRule="auto"/>
+        <w:rPr>
+          <w:rFonts w:ascii="Tahoma" w:cs="Tahoma" w:eastAsia="Tahoma" w:hAnsi="Tahoma"/>
+          <w:sz w:val="22"/>
+          <w:szCs w:val="22"/>
+        </w:rPr>
+      </w:pPr>
+      <w:r>
         <w:rPr>
           <w:rFonts w:ascii="Tahoma" w:cs="Tahoma" w:eastAsia="Tahoma" w:hAnsi="Tahoma"/>
           <w:b w:val="1"/>
           <w:bCs w:val="1"/>
-          <w:sz w:val="24"/>
-          <w:szCs w:val="24"/>
-        </w:rPr>
-      </w:pPr>
-      <w:r>
-        <w:rPr>
-          <w:rtl w:val="0"/>
-        </w:rPr>
-      </w:r>
-    </w:p>
-    <w:p>
-      <w:pPr>
-        <w:widowControl w:val="0"/>
-        <w:rPr>
-          <w:rFonts w:ascii="Tahoma" w:cs="Tahoma" w:eastAsia="Tahoma" w:hAnsi="Tahoma"/>
-          <w:sz w:val="22"/>
-          <w:szCs w:val="22"/>
-        </w:rPr>
-      </w:pPr>
-      <w:r>
-        <w:rPr>
-          <w:rFonts w:ascii="Tahoma" w:cs="Tahoma" w:eastAsia="Tahoma" w:hAnsi="Tahoma"/>
-          <w:sz w:val="22"/>
-          <w:szCs w:val="22"/>
-          <w:rtl w:val="0"/>
-        </w:rPr>
-        <w:t xml:space="preserve">From February 2011 to February 2016, I worked at a design studio developing websites of varying complexity. I used popular CMS platforms such as Drupal, Joomla, WordPress, and Magento.</w:t>
-      </w:r>
-    </w:p>
-    <w:p>
-      <w:pPr>
-        <w:widowControl w:val="0"/>
-        <w:rPr>
-          <w:rFonts w:ascii="Tahoma" w:cs="Tahoma" w:eastAsia="Tahoma" w:hAnsi="Tahoma"/>
-          <w:sz w:val="22"/>
-          <w:szCs w:val="22"/>
-        </w:rPr>
-      </w:pPr>
-      <w:r>
-        <w:rPr>
-          <w:rFonts w:ascii="Tahoma" w:cs="Tahoma" w:eastAsia="Tahoma" w:hAnsi="Tahoma"/>
-          <w:sz w:val="22"/>
-          <w:szCs w:val="22"/>
-          <w:rtl w:val="0"/>
-        </w:rPr>
-        <w:t xml:space="preserve">Projects: DS Origami, Magnum Hotel, Cofedgio, Prime Group, Irish Pub, Mila Nytych, Fitness Mania, </w:t>
-      </w:r>
-    </w:p>
-    <w:p>
-      <w:pPr>
-        <w:widowControl w:val="0"/>
-        <w:rPr>
-          <w:rFonts w:ascii="Tahoma" w:cs="Tahoma" w:eastAsia="Tahoma" w:hAnsi="Tahoma"/>
-          <w:sz w:val="22"/>
-          <w:szCs w:val="22"/>
-        </w:rPr>
-      </w:pPr>
-      <w:r>
-        <w:rPr>
-          <w:rFonts w:ascii="Tahoma" w:cs="Tahoma" w:eastAsia="Tahoma" w:hAnsi="Tahoma"/>
-          <w:sz w:val="22"/>
-          <w:szCs w:val="22"/>
-          <w:rtl w:val="0"/>
-        </w:rPr>
-        <w:t xml:space="preserve">S. Stvardovska, Avtozvuk, Stop Transit, Avesauto, AvdTrade, Ostrovit, Zorrov, My-print, Marian, Donich. </w:t>
-      </w:r>
-    </w:p>
-    <w:p>
-      <w:pPr>
-        <w:widowControl w:val="0"/>
-        <w:rPr>
-          <w:rFonts w:ascii="Tahoma" w:cs="Tahoma" w:eastAsia="Tahoma" w:hAnsi="Tahoma"/>
-          <w:sz w:val="22"/>
-          <w:szCs w:val="22"/>
-        </w:rPr>
-      </w:pPr>
-      <w:r>
-        <w:rPr>
-          <w:rtl w:val="0"/>
-        </w:rPr>
-      </w:r>
-    </w:p>
-    <w:p>
-      <w:pPr>
-        <w:widowControl w:val="0"/>
-        <w:rPr>
-          <w:rFonts w:ascii="Tahoma" w:cs="Tahoma" w:eastAsia="Tahoma" w:hAnsi="Tahoma"/>
-          <w:sz w:val="22"/>
-          <w:szCs w:val="22"/>
-        </w:rPr>
-      </w:pPr>
-      <w:r>
-        <w:rPr>
-          <w:rFonts w:ascii="Tahoma" w:cs="Tahoma" w:eastAsia="Tahoma" w:hAnsi="Tahoma"/>
-          <w:sz w:val="22"/>
-          <w:szCs w:val="22"/>
-          <w:rtl w:val="0"/>
-        </w:rPr>
-        <w:t xml:space="preserve">After that, until November 2017, I worked in a company serving international clients. </w:t>
+          <w:sz w:val="22"/>
+          <w:szCs w:val="22"/>
+          <w:rtl w:val="0"/>
+        </w:rPr>
+        <w:t xml:space="preserve">From February 2011 to February 2016</w:t>
+      </w:r>
+      <w:r>
+        <w:rPr>
+          <w:rFonts w:ascii="Tahoma" w:cs="Tahoma" w:eastAsia="Tahoma" w:hAnsi="Tahoma"/>
+          <w:sz w:val="22"/>
+          <w:szCs w:val="22"/>
+          <w:rtl w:val="0"/>
+        </w:rPr>
+        <w:t xml:space="preserve">, I worked at a design studio developing websites of varying complexity. I used popular CMS platforms such as Drupal, Joomla, WordPress, and Magento.</w:t>
+      </w:r>
+    </w:p>
+    <w:p>
+      <w:pPr>
+        <w:widowControl w:val="0"/>
+        <w:spacing w:after="240" w:before="240" w:lineRule="auto"/>
+        <w:rPr>
+          <w:rFonts w:ascii="Tahoma" w:cs="Tahoma" w:eastAsia="Tahoma" w:hAnsi="Tahoma"/>
+          <w:sz w:val="22"/>
+          <w:szCs w:val="22"/>
+        </w:rPr>
+      </w:pPr>
+      <w:r>
+        <w:rPr>
+          <w:rFonts w:ascii="Tahoma" w:cs="Tahoma" w:eastAsia="Tahoma" w:hAnsi="Tahoma"/>
+          <w:b w:val="1"/>
+          <w:bCs w:val="1"/>
+          <w:sz w:val="22"/>
+          <w:szCs w:val="22"/>
+          <w:rtl w:val="0"/>
+        </w:rPr>
+        <w:t xml:space="preserve">Projects:</w:t>
+      </w:r>
+      <w:r>
+        <w:rPr>
+          <w:rFonts w:ascii="Tahoma" w:cs="Tahoma" w:eastAsia="Tahoma" w:hAnsi="Tahoma"/>
+          <w:sz w:val="22"/>
+          <w:szCs w:val="22"/>
+          <w:rtl w:val="0"/>
+        </w:rPr>
+        <w:t xml:space="preserve"> DS Origami, Magnum Hotel, Cofedgio, Prime Group, Irish Pub, Mila Nytych, Fitness Mania, S. Stvardovska, Avtozvuk, Stop Transit, Avesauto, AvdTrade, Ostrovit, Zorrov, My-Print, Marian and Donich.</w:t>
+      </w:r>
+    </w:p>
+    <w:p>
+      <w:pPr>
+        <w:widowControl w:val="0"/>
+        <w:spacing w:after="240" w:before="240" w:lineRule="auto"/>
+        <w:rPr>
+          <w:rFonts w:ascii="Tahoma" w:cs="Tahoma" w:eastAsia="Tahoma" w:hAnsi="Tahoma"/>
+          <w:sz w:val="22"/>
+          <w:szCs w:val="22"/>
+        </w:rPr>
+      </w:pPr>
+      <w:r>
+        <w:rPr>
+          <w:rFonts w:ascii="Tahoma" w:cs="Tahoma" w:eastAsia="Tahoma" w:hAnsi="Tahoma"/>
+          <w:sz w:val="22"/>
+          <w:szCs w:val="22"/>
+          <w:rtl w:val="0"/>
+        </w:rPr>
+        <w:t xml:space="preserve">After that, </w:t>
+      </w:r>
+      <w:r>
+        <w:rPr>
+          <w:rFonts w:ascii="Tahoma" w:cs="Tahoma" w:eastAsia="Tahoma" w:hAnsi="Tahoma"/>
+          <w:b w:val="1"/>
+          <w:bCs w:val="1"/>
+          <w:sz w:val="22"/>
+          <w:szCs w:val="22"/>
+          <w:rtl w:val="0"/>
+        </w:rPr>
+        <w:t xml:space="preserve">from April 2016 to November 2017</w:t>
+      </w:r>
+      <w:r>
+        <w:rPr>
+          <w:rFonts w:ascii="Tahoma" w:cs="Tahoma" w:eastAsia="Tahoma" w:hAnsi="Tahoma"/>
+          <w:sz w:val="22"/>
+          <w:szCs w:val="22"/>
+          <w:rtl w:val="0"/>
+        </w:rPr>
+        <w:t xml:space="preserve">, I worked at a company that collaborated with international clients.</w:t>
       </w:r>
     </w:p>
     <w:p>
@@ -2451,23 +2411,25 @@
         <w:widowControl w:val="0"/>
         <w:numPr>
           <w:ilvl w:val="0"/>
-          <w:numId w:val="6"/>
+          <w:numId w:val="2"/>
         </w:numPr>
+        <w:spacing w:after="0" w:afterAutospacing="0" w:before="240" w:lineRule="auto"/>
         <w:ind w:left="720" w:hanging="360"/>
         <w:rPr>
           <w:rFonts w:ascii="Tahoma" w:cs="Tahoma" w:eastAsia="Tahoma" w:hAnsi="Tahoma"/>
           <w:sz w:val="22"/>
           <w:szCs w:val="22"/>
-        </w:rPr>
-      </w:pPr>
-      <w:r>
-        <w:rPr>
-          <w:rFonts w:ascii="Tahoma" w:cs="Tahoma" w:eastAsia="Tahoma" w:hAnsi="Tahoma"/>
-          <w:sz w:val="22"/>
-          <w:szCs w:val="22"/>
-          <w:rtl w:val="0"/>
-        </w:rPr>
-        <w:t xml:space="preserve">A project similar to Telegram for Android and iOS users in Europe. I used Yii2 for administration and Node.js for real-time messaging using Socket.IO and Firebase.</w:t>
+          <w:u w:val="none"/>
+        </w:rPr>
+      </w:pPr>
+      <w:r>
+        <w:rPr>
+          <w:rFonts w:ascii="Tahoma" w:cs="Tahoma" w:eastAsia="Tahoma" w:hAnsi="Tahoma"/>
+          <w:sz w:val="22"/>
+          <w:szCs w:val="22"/>
+          <w:rtl w:val="0"/>
+        </w:rPr>
+        <w:t xml:space="preserve">A project similar to Telegram for Android and iOS users in Europe. I used Yii2 for the admin panel and Node.js (Socket.IO, Firebase) for real-time messaging.</w:t>
       </w:r>
     </w:p>
     <w:p>
@@ -2475,23 +2437,25 @@
         <w:widowControl w:val="0"/>
         <w:numPr>
           <w:ilvl w:val="0"/>
-          <w:numId w:val="6"/>
+          <w:numId w:val="2"/>
         </w:numPr>
+        <w:spacing w:after="0" w:afterAutospacing="0" w:before="0" w:beforeAutospacing="0" w:lineRule="auto"/>
         <w:ind w:left="720" w:hanging="360"/>
         <w:rPr>
           <w:rFonts w:ascii="Tahoma" w:cs="Tahoma" w:eastAsia="Tahoma" w:hAnsi="Tahoma"/>
           <w:sz w:val="22"/>
           <w:szCs w:val="22"/>
-        </w:rPr>
-      </w:pPr>
-      <w:r>
-        <w:rPr>
-          <w:rFonts w:ascii="Tahoma" w:cs="Tahoma" w:eastAsia="Tahoma" w:hAnsi="Tahoma"/>
-          <w:sz w:val="22"/>
-          <w:szCs w:val="22"/>
-          <w:rtl w:val="0"/>
-        </w:rPr>
-        <w:t xml:space="preserve">A project for cyclists traveling in the mountains in Italy, including an admin panel and web application built with Yii2 and REST API development.</w:t>
+          <w:u w:val="none"/>
+        </w:rPr>
+      </w:pPr>
+      <w:r>
+        <w:rPr>
+          <w:rFonts w:ascii="Tahoma" w:cs="Tahoma" w:eastAsia="Tahoma" w:hAnsi="Tahoma"/>
+          <w:sz w:val="22"/>
+          <w:szCs w:val="22"/>
+          <w:rtl w:val="0"/>
+        </w:rPr>
+        <w:t xml:space="preserve">A platform for cyclists traveling mountain routes in Italy. I developed the admin panel, a Yii2 web application, and a REST API.</w:t>
       </w:r>
     </w:p>
     <w:p>
@@ -2499,58 +2463,56 @@
         <w:widowControl w:val="0"/>
         <w:numPr>
           <w:ilvl w:val="0"/>
-          <w:numId w:val="6"/>
+          <w:numId w:val="2"/>
         </w:numPr>
+        <w:spacing w:after="240" w:before="0" w:beforeAutospacing="0" w:lineRule="auto"/>
         <w:ind w:left="720" w:hanging="360"/>
         <w:rPr>
           <w:rFonts w:ascii="Tahoma" w:cs="Tahoma" w:eastAsia="Tahoma" w:hAnsi="Tahoma"/>
           <w:sz w:val="22"/>
           <w:szCs w:val="22"/>
-        </w:rPr>
-      </w:pPr>
-      <w:r>
-        <w:rPr>
-          <w:rFonts w:ascii="Tahoma" w:cs="Tahoma" w:eastAsia="Tahoma" w:hAnsi="Tahoma"/>
-          <w:sz w:val="22"/>
-          <w:szCs w:val="22"/>
-          <w:rtl w:val="0"/>
-        </w:rPr>
-        <w:t xml:space="preserve">A project for Israeli tow truck drivers, similar to a taxi app but with an auction system for tow truck owners. My contribution included Yii2 admin panel, web application, and REST API development.</w:t>
-      </w:r>
-    </w:p>
-    <w:p>
-      <w:pPr>
-        <w:widowControl w:val="0"/>
-        <w:ind w:left="720" w:firstLine="0"/>
-        <w:rPr>
-          <w:rFonts w:ascii="Tahoma" w:cs="Tahoma" w:eastAsia="Tahoma" w:hAnsi="Tahoma"/>
-          <w:sz w:val="22"/>
-          <w:szCs w:val="22"/>
-        </w:rPr>
-      </w:pPr>
-      <w:r>
-        <w:rPr>
-          <w:rtl w:val="0"/>
-        </w:rPr>
-      </w:r>
-    </w:p>
-    <w:p>
-      <w:pPr>
-        <w:widowControl w:val="0"/>
-        <w:rPr>
-          <w:rFonts w:ascii="Tahoma" w:cs="Tahoma" w:eastAsia="Tahoma" w:hAnsi="Tahoma"/>
-          <w:sz w:val="22"/>
-          <w:szCs w:val="22"/>
-        </w:rPr>
-      </w:pPr>
-      <w:r>
-        <w:rPr>
-          <w:rFonts w:ascii="Tahoma" w:cs="Tahoma" w:eastAsia="Tahoma" w:hAnsi="Tahoma"/>
-          <w:sz w:val="22"/>
-          <w:szCs w:val="22"/>
-          <w:rtl w:val="0"/>
-        </w:rPr>
-        <w:t xml:space="preserve">Later, I joined an IT company working with both local and international clients on website development and promotion projects.</w:t>
+          <w:u w:val="none"/>
+        </w:rPr>
+      </w:pPr>
+      <w:r>
+        <w:rPr>
+          <w:rFonts w:ascii="Tahoma" w:cs="Tahoma" w:eastAsia="Tahoma" w:hAnsi="Tahoma"/>
+          <w:sz w:val="22"/>
+          <w:szCs w:val="22"/>
+          <w:rtl w:val="0"/>
+        </w:rPr>
+        <w:t xml:space="preserve">A project for Israeli tow truck drivers, similar to a ride-hailing auction service. I built the admin panel, Yii2 web application, and REST API.</w:t>
+      </w:r>
+    </w:p>
+    <w:p>
+      <w:pPr>
+        <w:widowControl w:val="0"/>
+        <w:spacing w:after="240" w:before="240" w:lineRule="auto"/>
+        <w:rPr>
+          <w:rFonts w:ascii="Tahoma" w:cs="Tahoma" w:eastAsia="Tahoma" w:hAnsi="Tahoma"/>
+          <w:sz w:val="22"/>
+          <w:szCs w:val="22"/>
+        </w:rPr>
+      </w:pPr>
+      <w:r>
+        <w:rPr>
+          <w:rFonts w:ascii="Tahoma" w:cs="Tahoma" w:eastAsia="Tahoma" w:hAnsi="Tahoma"/>
+          <w:b w:val="1"/>
+          <w:bCs w:val="1"/>
+          <w:sz w:val="22"/>
+          <w:szCs w:val="22"/>
+          <w:rtl w:val="0"/>
+        </w:rPr>
+        <w:t xml:space="preserve">From December 2017 to December 2019</w:t>
+      </w:r>
+      <w:r>
+        <w:rPr>
+          <w:rFonts w:ascii="Tahoma" w:cs="Tahoma" w:eastAsia="Tahoma" w:hAnsi="Tahoma"/>
+          <w:sz w:val="22"/>
+          <w:szCs w:val="22"/>
+          <w:rtl w:val="0"/>
+        </w:rPr>
+        <w:t xml:space="preserve">, I worked at an IT company focused on developing and promoting websites for Ukrainian and international clients.</w:t>
       </w:r>
     </w:p>
     <w:p>
@@ -2558,23 +2520,25 @@
         <w:widowControl w:val="0"/>
         <w:numPr>
           <w:ilvl w:val="0"/>
-          <w:numId w:val="1"/>
+          <w:numId w:val="8"/>
         </w:numPr>
+        <w:spacing w:after="0" w:afterAutospacing="0" w:before="240" w:lineRule="auto"/>
         <w:ind w:left="720" w:hanging="360"/>
         <w:rPr>
           <w:rFonts w:ascii="Tahoma" w:cs="Tahoma" w:eastAsia="Tahoma" w:hAnsi="Tahoma"/>
           <w:sz w:val="22"/>
           <w:szCs w:val="22"/>
-        </w:rPr>
-      </w:pPr>
-      <w:r>
-        <w:rPr>
-          <w:rFonts w:ascii="Tahoma" w:cs="Tahoma" w:eastAsia="Tahoma" w:hAnsi="Tahoma"/>
-          <w:sz w:val="22"/>
-          <w:szCs w:val="22"/>
-          <w:rtl w:val="0"/>
-        </w:rPr>
-        <w:t xml:space="preserve">A project similar to rabota.ua but focused on dentists in the UK. I developed the backend, admin panel, and REST API using Yii2.</w:t>
+          <w:u w:val="none"/>
+        </w:rPr>
+      </w:pPr>
+      <w:r>
+        <w:rPr>
+          <w:rFonts w:ascii="Tahoma" w:cs="Tahoma" w:eastAsia="Tahoma" w:hAnsi="Tahoma"/>
+          <w:sz w:val="22"/>
+          <w:szCs w:val="22"/>
+          <w:rtl w:val="0"/>
+        </w:rPr>
+        <w:t xml:space="preserve">A job search platform for dentists in the UK (similar to rabota.ua). I developed the backend, admin panel, and REST API using Yii2.</w:t>
       </w:r>
     </w:p>
     <w:p>
@@ -2582,23 +2546,25 @@
         <w:widowControl w:val="0"/>
         <w:numPr>
           <w:ilvl w:val="0"/>
-          <w:numId w:val="1"/>
+          <w:numId w:val="8"/>
         </w:numPr>
+        <w:spacing w:after="0" w:afterAutospacing="0" w:before="0" w:beforeAutospacing="0" w:lineRule="auto"/>
         <w:ind w:left="720" w:hanging="360"/>
         <w:rPr>
           <w:rFonts w:ascii="Tahoma" w:cs="Tahoma" w:eastAsia="Tahoma" w:hAnsi="Tahoma"/>
           <w:sz w:val="22"/>
           <w:szCs w:val="22"/>
-        </w:rPr>
-      </w:pPr>
-      <w:r>
-        <w:rPr>
-          <w:rFonts w:ascii="Tahoma" w:cs="Tahoma" w:eastAsia="Tahoma" w:hAnsi="Tahoma"/>
-          <w:sz w:val="22"/>
-          <w:szCs w:val="22"/>
-          <w:rtl w:val="0"/>
-        </w:rPr>
-        <w:t xml:space="preserve">A multimedia monitor network in minibuses built with Yii2, Node.js, and Android, including real-time device management and features such as video display, battery status, and scheduling.</w:t>
+          <w:u w:val="none"/>
+        </w:rPr>
+      </w:pPr>
+      <w:r>
+        <w:rPr>
+          <w:rFonts w:ascii="Tahoma" w:cs="Tahoma" w:eastAsia="Tahoma" w:hAnsi="Tahoma"/>
+          <w:sz w:val="22"/>
+          <w:szCs w:val="22"/>
+          <w:rtl w:val="0"/>
+        </w:rPr>
+        <w:t xml:space="preserve">A fleet management system for minibuses with screen monitoring using Yii2, Node.js, and Android, including remote device control.</w:t>
       </w:r>
     </w:p>
     <w:p>
@@ -2606,23 +2572,25 @@
         <w:widowControl w:val="0"/>
         <w:numPr>
           <w:ilvl w:val="0"/>
-          <w:numId w:val="1"/>
+          <w:numId w:val="8"/>
         </w:numPr>
+        <w:spacing w:after="0" w:afterAutospacing="0" w:before="0" w:beforeAutospacing="0" w:lineRule="auto"/>
         <w:ind w:left="720" w:hanging="360"/>
         <w:rPr>
           <w:rFonts w:ascii="Tahoma" w:cs="Tahoma" w:eastAsia="Tahoma" w:hAnsi="Tahoma"/>
           <w:sz w:val="22"/>
           <w:szCs w:val="22"/>
-        </w:rPr>
-      </w:pPr>
-      <w:r>
-        <w:rPr>
-          <w:rFonts w:ascii="Tahoma" w:cs="Tahoma" w:eastAsia="Tahoma" w:hAnsi="Tahoma"/>
-          <w:sz w:val="22"/>
-          <w:szCs w:val="22"/>
-          <w:rtl w:val="0"/>
-        </w:rPr>
-        <w:t xml:space="preserve">A coffee point-of-sale network built with Laravel and React Native, allowing owners to manage categories, products, sales, inventory, staff, and suppliers. I developed backend, admin panel, and REST API.</w:t>
+          <w:u w:val="none"/>
+        </w:rPr>
+      </w:pPr>
+      <w:r>
+        <w:rPr>
+          <w:rFonts w:ascii="Tahoma" w:cs="Tahoma" w:eastAsia="Tahoma" w:hAnsi="Tahoma"/>
+          <w:sz w:val="22"/>
+          <w:szCs w:val="22"/>
+          <w:rtl w:val="0"/>
+        </w:rPr>
+        <w:t xml:space="preserve">A coffee shop chain management system built with Laravel and React Native. I implemented the backend, admin panel, and REST API for managing products, sales, staff, inventory, and suppliers.</w:t>
       </w:r>
     </w:p>
     <w:p>
@@ -2630,38 +2598,25 @@
         <w:widowControl w:val="0"/>
         <w:numPr>
           <w:ilvl w:val="0"/>
-          <w:numId w:val="1"/>
+          <w:numId w:val="8"/>
         </w:numPr>
+        <w:spacing w:after="240" w:before="0" w:beforeAutospacing="0" w:lineRule="auto"/>
         <w:ind w:left="720" w:hanging="360"/>
         <w:rPr>
           <w:rFonts w:ascii="Tahoma" w:cs="Tahoma" w:eastAsia="Tahoma" w:hAnsi="Tahoma"/>
           <w:sz w:val="22"/>
           <w:szCs w:val="22"/>
-        </w:rPr>
-      </w:pPr>
-      <w:r>
-        <w:rPr>
-          <w:rFonts w:ascii="Tahoma" w:cs="Tahoma" w:eastAsia="Tahoma" w:hAnsi="Tahoma"/>
-          <w:sz w:val="22"/>
-          <w:szCs w:val="22"/>
-          <w:rtl w:val="0"/>
-        </w:rPr>
-        <w:t xml:space="preserve">An Amazon USA warehouse-related system built with Yii2, including backend, admin panel, and REST API for 1C synchronization. </w:t>
-      </w:r>
-    </w:p>
-    <w:p>
-      <w:pPr>
-        <w:widowControl w:val="0"/>
-        <w:rPr>
-          <w:rFonts w:ascii="Tahoma" w:cs="Tahoma" w:eastAsia="Tahoma" w:hAnsi="Tahoma"/>
-          <w:sz w:val="22"/>
-          <w:szCs w:val="22"/>
-        </w:rPr>
-      </w:pPr>
-      <w:r>
-        <w:rPr>
-          <w:rtl w:val="0"/>
-        </w:rPr>
+          <w:u w:val="none"/>
+        </w:rPr>
+      </w:pPr>
+      <w:r>
+        <w:rPr>
+          <w:rFonts w:ascii="Tahoma" w:cs="Tahoma" w:eastAsia="Tahoma" w:hAnsi="Tahoma"/>
+          <w:sz w:val="22"/>
+          <w:szCs w:val="22"/>
+          <w:rtl w:val="0"/>
+        </w:rPr>
+        <w:t xml:space="preserve">An Amazon warehouse automation system built with Yii2, including data synchronization with 1C via REST API.</w:t>
       </w:r>
     </w:p>
     <w:p>
@@ -2677,11 +2632,22 @@
       <w:r>
         <w:rPr>
           <w:rFonts w:ascii="Tahoma" w:cs="Tahoma" w:eastAsia="Tahoma" w:hAnsi="Tahoma"/>
-          <w:sz w:val="22"/>
-          <w:szCs w:val="22"/>
-          <w:rtl w:val="0"/>
-        </w:rPr>
-        <w:t xml:space="preserve">Then I worked remotely until 2022 on projects related to Ukrainian cadastral maps and logistics using Google Maps. One project focused on informational aspects where regional administrations uploaded land-related contracts, while another focused on route optimization between multiple points for efficient delivery planning.</w:t>
+          <w:b w:val="1"/>
+          <w:bCs w:val="1"/>
+          <w:sz w:val="22"/>
+          <w:szCs w:val="22"/>
+          <w:rtl w:val="0"/>
+        </w:rPr>
+        <w:t xml:space="preserve">From January 2020 to July 2022</w:t>
+      </w:r>
+      <w:r>
+        <w:rPr>
+          <w:rFonts w:ascii="Tahoma" w:cs="Tahoma" w:eastAsia="Tahoma" w:hAnsi="Tahoma"/>
+          <w:sz w:val="22"/>
+          <w:szCs w:val="22"/>
+          <w:rtl w:val="0"/>
+        </w:rPr>
+        <w:t xml:space="preserve">, I worked remotely on projects related to Ukrainian cadastral mapping and logistics based on Google Maps. One project focused on land contracts and cadastral data management, while another involved optimizing multi-point routing for efficient delivery operations.</w:t>
       </w:r>
     </w:p>
     <w:p>
@@ -2697,11 +2663,22 @@
       <w:r>
         <w:rPr>
           <w:rFonts w:ascii="Tahoma" w:cs="Tahoma" w:eastAsia="Tahoma" w:hAnsi="Tahoma"/>
-          <w:sz w:val="22"/>
-          <w:szCs w:val="22"/>
-          <w:rtl w:val="0"/>
-        </w:rPr>
-        <w:t xml:space="preserve">From 2022 to 2024, I worked in an IT company on SEO, Google Business, and YouTube channel audit projects. Website and business forecasting were also part of my responsibilities. I worked in a team of 8 developers.</w:t>
+          <w:b w:val="1"/>
+          <w:bCs w:val="1"/>
+          <w:sz w:val="22"/>
+          <w:szCs w:val="22"/>
+          <w:rtl w:val="0"/>
+        </w:rPr>
+        <w:t xml:space="preserve">From August 2022 to April 2024</w:t>
+      </w:r>
+      <w:r>
+        <w:rPr>
+          <w:rFonts w:ascii="Tahoma" w:cs="Tahoma" w:eastAsia="Tahoma" w:hAnsi="Tahoma"/>
+          <w:sz w:val="22"/>
+          <w:szCs w:val="22"/>
+          <w:rtl w:val="0"/>
+        </w:rPr>
+        <w:t xml:space="preserve">, I worked at an IT company on projects in the SEO and analytics domain, including Google Business Profile, YouTube auditing, and website analytics. I also worked on predicting website and business performance. I was part of a team of eight developers.</w:t>
       </w:r>
     </w:p>
     <w:p>
@@ -2717,11 +2694,22 @@
       <w:r>
         <w:rPr>
           <w:rFonts w:ascii="Tahoma" w:cs="Tahoma" w:eastAsia="Tahoma" w:hAnsi="Tahoma"/>
-          <w:sz w:val="22"/>
-          <w:szCs w:val="22"/>
-          <w:rtl w:val="0"/>
-        </w:rPr>
-        <w:t xml:space="preserve">From 2024 to April 2026, I worked as a Full-Stack and REST API Developer in a payment systems company. I was responsible for backend/frontend development, REST API, payment service integrations, and infrastructure support. Some project and client information is under NDA.</w:t>
+          <w:b w:val="1"/>
+          <w:bCs w:val="1"/>
+          <w:sz w:val="22"/>
+          <w:szCs w:val="22"/>
+          <w:rtl w:val="0"/>
+        </w:rPr>
+        <w:t xml:space="preserve">From April 2024 to April 2026</w:t>
+      </w:r>
+      <w:r>
+        <w:rPr>
+          <w:rFonts w:ascii="Tahoma" w:cs="Tahoma" w:eastAsia="Tahoma" w:hAnsi="Tahoma"/>
+          <w:sz w:val="22"/>
+          <w:szCs w:val="22"/>
+          <w:rtl w:val="0"/>
+        </w:rPr>
+        <w:t xml:space="preserve">, I worked as a Fullstack and REST API developer in a payments systems company. My responsibilities included backend/frontend development, REST API integration, payment service integrations, and infrastructure support. Some project and client details are confidential under NDA.</w:t>
       </w:r>
     </w:p>
     <w:sectPr>
@@ -2737,9 +2725,9 @@
 <w:numbering xmlns:mc="http://schemas.openxmlformats.org/markup-compatibility/2006" xmlns:o="urn:schemas-microsoft-com:office:office" xmlns:r="http://schemas.openxmlformats.org/officeDocument/2006/relationships" xmlns:m="http://schemas.openxmlformats.org/officeDocument/2006/math" xmlns:v="urn:schemas-microsoft-com:vml" xmlns:wp="http://schemas.openxmlformats.org/drawingml/2006/wordprocessingDrawing" xmlns:w10="urn:schemas-microsoft-com:office:word" xmlns:w="http://schemas.openxmlformats.org/wordprocessingml/2006/main" xmlns:wne="http://schemas.microsoft.com/office/word/2006/wordml" xmlns:sl="http://schemas.openxmlformats.org/schemaLibrary/2006/main" xmlns:a="http://schemas.openxmlformats.org/drawingml/2006/main" xmlns:pic="http://schemas.openxmlformats.org/drawingml/2006/picture" xmlns:c="http://schemas.openxmlformats.org/drawingml/2006/chart" xmlns:lc="http://schemas.openxmlformats.org/drawingml/2006/lockedCanvas" xmlns:dgm="http://schemas.openxmlformats.org/drawingml/2006/diagram" xmlns:wps="http://schemas.microsoft.com/office/word/2010/wordprocessingShape" xmlns:wpg="http://schemas.microsoft.com/office/word/2010/wordprocessingGroup" xmlns:w14="http://schemas.microsoft.com/office/word/2010/wordml" xmlns:w15="http://schemas.microsoft.com/office/word/2012/wordml" xmlns:w16="http://schemas.microsoft.com/office/word/2018/wordml" xmlns:w16cex="http://schemas.microsoft.com/office/word/2018/wordml/cex" xmlns:w16cid="http://schemas.microsoft.com/office/word/2016/wordml/cid" xmlns="http://schemas.microsoft.com/office/tasks/2019/documenttasks" xmlns:cr="http://schemas.microsoft.com/office/comments/2020/reactions">
   <w:abstractNum w:abstractNumId="1">
     <w:lvl w:ilvl="0">
-      <w:start w:val="4"/>
-      <w:numFmt w:val="decimal"/>
-      <w:lvlText w:val="%1)"/>
+      <w:start w:val="1"/>
+      <w:numFmt w:val="bullet"/>
+      <w:lvlText w:val="●"/>
       <w:lvlJc w:val="left"/>
       <w:pPr>
         <w:ind w:left="720" w:hanging="360"/>
@@ -2750,11 +2738,11 @@
     </w:lvl>
     <w:lvl w:ilvl="1">
       <w:start w:val="1"/>
-      <w:numFmt w:val="decimal"/>
-      <w:lvlText w:val="%2."/>
-      <w:lvlJc w:val="left"/>
-      <w:pPr>
-        <w:ind w:left="1080" w:hanging="360"/>
+      <w:numFmt w:val="bullet"/>
+      <w:lvlText w:val="○"/>
+      <w:lvlJc w:val="left"/>
+      <w:pPr>
+        <w:ind w:left="1440" w:hanging="360"/>
       </w:pPr>
       <w:rPr>
         <w:u w:val="none"/>
@@ -2762,11 +2750,11 @@
     </w:lvl>
     <w:lvl w:ilvl="2">
       <w:start w:val="1"/>
-      <w:numFmt w:val="decimal"/>
-      <w:lvlText w:val="%3."/>
-      <w:lvlJc w:val="left"/>
-      <w:pPr>
-        <w:ind w:left="1440" w:hanging="360"/>
+      <w:numFmt w:val="bullet"/>
+      <w:lvlText w:val="■"/>
+      <w:lvlJc w:val="left"/>
+      <w:pPr>
+        <w:ind w:left="2160" w:hanging="360"/>
       </w:pPr>
       <w:rPr>
         <w:u w:val="none"/>
@@ -2774,11 +2762,11 @@
     </w:lvl>
     <w:lvl w:ilvl="3">
       <w:start w:val="1"/>
-      <w:numFmt w:val="decimal"/>
-      <w:lvlText w:val="%4."/>
-      <w:lvlJc w:val="left"/>
-      <w:pPr>
-        <w:ind w:left="1800" w:hanging="360"/>
+      <w:numFmt w:val="bullet"/>
+      <w:lvlText w:val="●"/>
+      <w:lvlJc w:val="left"/>
+      <w:pPr>
+        <w:ind w:left="2880" w:hanging="360"/>
       </w:pPr>
       <w:rPr>
         <w:u w:val="none"/>
@@ -2786,11 +2774,11 @@
     </w:lvl>
     <w:lvl w:ilvl="4">
       <w:start w:val="1"/>
-      <w:numFmt w:val="decimal"/>
-      <w:lvlText w:val="%5."/>
-      <w:lvlJc w:val="left"/>
-      <w:pPr>
-        <w:ind w:left="2160" w:hanging="360"/>
+      <w:numFmt w:val="bullet"/>
+      <w:lvlText w:val="○"/>
+      <w:lvlJc w:val="left"/>
+      <w:pPr>
+        <w:ind w:left="3600" w:hanging="360"/>
       </w:pPr>
       <w:rPr>
         <w:u w:val="none"/>
@@ -2798,11 +2786,11 @@
     </w:lvl>
     <w:lvl w:ilvl="5">
       <w:start w:val="1"/>
-      <w:numFmt w:val="decimal"/>
-      <w:lvlText w:val="%6."/>
-      <w:lvlJc w:val="left"/>
-      <w:pPr>
-        <w:ind w:left="2520" w:hanging="360"/>
+      <w:numFmt w:val="bullet"/>
+      <w:lvlText w:val="■"/>
+      <w:lvlJc w:val="left"/>
+      <w:pPr>
+        <w:ind w:left="4320" w:hanging="360"/>
       </w:pPr>
       <w:rPr>
         <w:u w:val="none"/>
@@ -2810,11 +2798,11 @@
     </w:lvl>
     <w:lvl w:ilvl="6">
       <w:start w:val="1"/>
-      <w:numFmt w:val="decimal"/>
-      <w:lvlText w:val="%7."/>
-      <w:lvlJc w:val="left"/>
-      <w:pPr>
-        <w:ind w:left="2880" w:hanging="360"/>
+      <w:numFmt w:val="bullet"/>
+      <w:lvlText w:val="●"/>
+      <w:lvlJc w:val="left"/>
+      <w:pPr>
+        <w:ind w:left="5040" w:hanging="360"/>
       </w:pPr>
       <w:rPr>
         <w:u w:val="none"/>
@@ -2822,11 +2810,11 @@
     </w:lvl>
     <w:lvl w:ilvl="7">
       <w:start w:val="1"/>
-      <w:numFmt w:val="decimal"/>
-      <w:lvlText w:val="%8."/>
-      <w:lvlJc w:val="left"/>
-      <w:pPr>
-        <w:ind w:left="3240" w:hanging="360"/>
+      <w:numFmt w:val="bullet"/>
+      <w:lvlText w:val="○"/>
+      <w:lvlJc w:val="left"/>
+      <w:pPr>
+        <w:ind w:left="5760" w:hanging="360"/>
       </w:pPr>
       <w:rPr>
         <w:u w:val="none"/>
@@ -2834,11 +2822,11 @@
     </w:lvl>
     <w:lvl w:ilvl="8">
       <w:start w:val="1"/>
-      <w:numFmt w:val="decimal"/>
-      <w:lvlText w:val="%9."/>
-      <w:lvlJc w:val="left"/>
-      <w:pPr>
-        <w:ind w:left="3600" w:hanging="360"/>
+      <w:numFmt w:val="bullet"/>
+      <w:lvlText w:val="■"/>
+      <w:lvlJc w:val="left"/>
+      <w:pPr>
+        <w:ind w:left="6480" w:hanging="360"/>
       </w:pPr>
       <w:rPr>
         <w:u w:val="none"/>
@@ -2848,8 +2836,8 @@
   <w:abstractNum w:abstractNumId="2">
     <w:lvl w:ilvl="0">
       <w:start w:val="1"/>
-      <w:numFmt w:val="bullet"/>
-      <w:lvlText w:val="●"/>
+      <w:numFmt w:val="decimal"/>
+      <w:lvlText w:val="%1."/>
       <w:lvlJc w:val="left"/>
       <w:pPr>
         <w:ind w:left="720" w:hanging="360"/>
@@ -2860,8 +2848,8 @@
     </w:lvl>
     <w:lvl w:ilvl="1">
       <w:start w:val="1"/>
-      <w:numFmt w:val="bullet"/>
-      <w:lvlText w:val="○"/>
+      <w:numFmt w:val="lowerLetter"/>
+      <w:lvlText w:val="%2."/>
       <w:lvlJc w:val="left"/>
       <w:pPr>
         <w:ind w:left="1440" w:hanging="360"/>
@@ -2872,9 +2860,9 @@
     </w:lvl>
     <w:lvl w:ilvl="2">
       <w:start w:val="1"/>
-      <w:numFmt w:val="bullet"/>
-      <w:lvlText w:val="■"/>
-      <w:lvlJc w:val="left"/>
+      <w:numFmt w:val="lowerRoman"/>
+      <w:lvlText w:val="%3."/>
+      <w:lvlJc w:val="right"/>
       <w:pPr>
         <w:ind w:left="2160" w:hanging="360"/>
       </w:pPr>
@@ -2884,8 +2872,8 @@
     </w:lvl>
     <w:lvl w:ilvl="3">
       <w:start w:val="1"/>
-      <w:numFmt w:val="bullet"/>
-      <w:lvlText w:val="●"/>
+      <w:numFmt w:val="decimal"/>
+      <w:lvlText w:val="%4."/>
       <w:lvlJc w:val="left"/>
       <w:pPr>
         <w:ind w:left="2880" w:hanging="360"/>
@@ -2896,8 +2884,8 @@
     </w:lvl>
     <w:lvl w:ilvl="4">
       <w:start w:val="1"/>
-      <w:numFmt w:val="bullet"/>
-      <w:lvlText w:val="○"/>
+      <w:numFmt w:val="lowerLetter"/>
+      <w:lvlText w:val="%5."/>
       <w:lvlJc w:val="left"/>
       <w:pPr>
         <w:ind w:left="3600" w:hanging="360"/>
@@ -2908,9 +2896,9 @@
     </w:lvl>
     <w:lvl w:ilvl="5">
       <w:start w:val="1"/>
-      <w:numFmt w:val="bullet"/>
-      <w:lvlText w:val="■"/>
-      <w:lvlJc w:val="left"/>
+      <w:numFmt w:val="lowerRoman"/>
+      <w:lvlText w:val="%6."/>
+      <w:lvlJc w:val="right"/>
       <w:pPr>
         <w:ind w:left="4320" w:hanging="360"/>
       </w:pPr>
@@ -2920,8 +2908,8 @@
     </w:lvl>
     <w:lvl w:ilvl="6">
       <w:start w:val="1"/>
-      <w:numFmt w:val="bullet"/>
-      <w:lvlText w:val="●"/>
+      <w:numFmt w:val="decimal"/>
+      <w:lvlText w:val="%7."/>
       <w:lvlJc w:val="left"/>
       <w:pPr>
         <w:ind w:left="5040" w:hanging="360"/>
@@ -2932,8 +2920,8 @@
     </w:lvl>
     <w:lvl w:ilvl="7">
       <w:start w:val="1"/>
-      <w:numFmt w:val="bullet"/>
-      <w:lvlText w:val="○"/>
+      <w:numFmt w:val="lowerLetter"/>
+      <w:lvlText w:val="%8."/>
       <w:lvlJc w:val="left"/>
       <w:pPr>
         <w:ind w:left="5760" w:hanging="360"/>
@@ -2944,9 +2932,9 @@
     </w:lvl>
     <w:lvl w:ilvl="8">
       <w:start w:val="1"/>
-      <w:numFmt w:val="bullet"/>
-      <w:lvlText w:val="■"/>
-      <w:lvlJc w:val="left"/>
+      <w:numFmt w:val="lowerRoman"/>
+      <w:lvlText w:val="%9."/>
+      <w:lvlJc w:val="right"/>
       <w:pPr>
         <w:ind w:left="6480" w:hanging="360"/>
       </w:pPr>
@@ -3311,110 +3299,110 @@
   <w:abstractNum w:abstractNumId="6">
     <w:lvl w:ilvl="0">
       <w:start w:val="1"/>
-      <w:numFmt w:val="decimal"/>
-      <w:lvlText w:val="%1."/>
+      <w:numFmt w:val="bullet"/>
+      <w:lvlText w:val="●"/>
       <w:lvlJc w:val="left"/>
       <w:pPr>
         <w:ind w:left="720" w:hanging="360"/>
       </w:pPr>
       <w:rPr>
-        <w:vertAlign w:val="baseline"/>
+        <w:u w:val="none"/>
       </w:rPr>
     </w:lvl>
     <w:lvl w:ilvl="1">
       <w:start w:val="1"/>
-      <w:numFmt w:val="decimal"/>
-      <w:lvlText w:val="%2."/>
-      <w:lvlJc w:val="left"/>
-      <w:pPr>
-        <w:ind w:left="1080" w:hanging="360"/>
-      </w:pPr>
-      <w:rPr>
-        <w:vertAlign w:val="baseline"/>
+      <w:numFmt w:val="bullet"/>
+      <w:lvlText w:val="○"/>
+      <w:lvlJc w:val="left"/>
+      <w:pPr>
+        <w:ind w:left="1440" w:hanging="360"/>
+      </w:pPr>
+      <w:rPr>
+        <w:u w:val="none"/>
       </w:rPr>
     </w:lvl>
     <w:lvl w:ilvl="2">
       <w:start w:val="1"/>
-      <w:numFmt w:val="decimal"/>
-      <w:lvlText w:val="%3."/>
-      <w:lvlJc w:val="left"/>
-      <w:pPr>
-        <w:ind w:left="1440" w:hanging="360"/>
-      </w:pPr>
-      <w:rPr>
-        <w:vertAlign w:val="baseline"/>
+      <w:numFmt w:val="bullet"/>
+      <w:lvlText w:val="■"/>
+      <w:lvlJc w:val="left"/>
+      <w:pPr>
+        <w:ind w:left="2160" w:hanging="360"/>
+      </w:pPr>
+      <w:rPr>
+        <w:u w:val="none"/>
       </w:rPr>
     </w:lvl>
     <w:lvl w:ilvl="3">
       <w:start w:val="1"/>
-      <w:numFmt w:val="decimal"/>
-      <w:lvlText w:val="%4."/>
-      <w:lvlJc w:val="left"/>
-      <w:pPr>
-        <w:ind w:left="1800" w:hanging="360"/>
-      </w:pPr>
-      <w:rPr>
-        <w:vertAlign w:val="baseline"/>
+      <w:numFmt w:val="bullet"/>
+      <w:lvlText w:val="●"/>
+      <w:lvlJc w:val="left"/>
+      <w:pPr>
+        <w:ind w:left="2880" w:hanging="360"/>
+      </w:pPr>
+      <w:rPr>
+        <w:u w:val="none"/>
       </w:rPr>
     </w:lvl>
     <w:lvl w:ilvl="4">
       <w:start w:val="1"/>
-      <w:numFmt w:val="decimal"/>
-      <w:lvlText w:val="%5."/>
-      <w:lvlJc w:val="left"/>
-      <w:pPr>
-        <w:ind w:left="2160" w:hanging="360"/>
-      </w:pPr>
-      <w:rPr>
-        <w:vertAlign w:val="baseline"/>
+      <w:numFmt w:val="bullet"/>
+      <w:lvlText w:val="○"/>
+      <w:lvlJc w:val="left"/>
+      <w:pPr>
+        <w:ind w:left="3600" w:hanging="360"/>
+      </w:pPr>
+      <w:rPr>
+        <w:u w:val="none"/>
       </w:rPr>
     </w:lvl>
     <w:lvl w:ilvl="5">
       <w:start w:val="1"/>
-      <w:numFmt w:val="decimal"/>
-      <w:lvlText w:val="%6."/>
-      <w:lvlJc w:val="left"/>
-      <w:pPr>
-        <w:ind w:left="2520" w:hanging="360"/>
-      </w:pPr>
-      <w:rPr>
-        <w:vertAlign w:val="baseline"/>
+      <w:numFmt w:val="bullet"/>
+      <w:lvlText w:val="■"/>
+      <w:lvlJc w:val="left"/>
+      <w:pPr>
+        <w:ind w:left="4320" w:hanging="360"/>
+      </w:pPr>
+      <w:rPr>
+        <w:u w:val="none"/>
       </w:rPr>
     </w:lvl>
     <w:lvl w:ilvl="6">
       <w:start w:val="1"/>
-      <w:numFmt w:val="decimal"/>
-      <w:lvlText w:val="%7."/>
-      <w:lvlJc w:val="left"/>
-      <w:pPr>
-        <w:ind w:left="2880" w:hanging="360"/>
-      </w:pPr>
-      <w:rPr>
-        <w:vertAlign w:val="baseline"/>
+      <w:numFmt w:val="bullet"/>
+      <w:lvlText w:val="●"/>
+      <w:lvlJc w:val="left"/>
+      <w:pPr>
+        <w:ind w:left="5040" w:hanging="360"/>
+      </w:pPr>
+      <w:rPr>
+        <w:u w:val="none"/>
       </w:rPr>
     </w:lvl>
     <w:lvl w:ilvl="7">
       <w:start w:val="1"/>
-      <w:numFmt w:val="decimal"/>
-      <w:lvlText w:val="%8."/>
-      <w:lvlJc w:val="left"/>
-      <w:pPr>
-        <w:ind w:left="3240" w:hanging="360"/>
-      </w:pPr>
-      <w:rPr>
-        <w:vertAlign w:val="baseline"/>
+      <w:numFmt w:val="bullet"/>
+      <w:lvlText w:val="○"/>
+      <w:lvlJc w:val="left"/>
+      <w:pPr>
+        <w:ind w:left="5760" w:hanging="360"/>
+      </w:pPr>
+      <w:rPr>
+        <w:u w:val="none"/>
       </w:rPr>
     </w:lvl>
     <w:lvl w:ilvl="8">
       <w:start w:val="1"/>
-      <w:numFmt w:val="decimal"/>
-      <w:lvlText w:val="%9."/>
-      <w:lvlJc w:val="left"/>
-      <w:pPr>
-        <w:ind w:left="3600" w:hanging="360"/>
-      </w:pPr>
-      <w:rPr>
-        <w:vertAlign w:val="baseline"/>
+      <w:numFmt w:val="bullet"/>
+      <w:lvlText w:val="■"/>
+      <w:lvlJc w:val="left"/>
+      <w:pPr>
+        <w:ind w:left="6480" w:hanging="360"/>
+      </w:pPr>
+      <w:rPr>
+        <w:u w:val="none"/>
       </w:rPr>
     </w:lvl>
   </w:abstractNum>
@@ -3531,8 +3519,8 @@
   <w:abstractNum w:abstractNumId="8">
     <w:lvl w:ilvl="0">
       <w:start w:val="1"/>
-      <w:numFmt w:val="bullet"/>
-      <w:lvlText w:val="●"/>
+      <w:numFmt w:val="decimal"/>
+      <w:lvlText w:val="%1."/>
       <w:lvlJc w:val="left"/>
       <w:pPr>
         <w:ind w:left="720" w:hanging="360"/>
@@ -3543,8 +3531,8 @@
     </w:lvl>
     <w:lvl w:ilvl="1">
       <w:start w:val="1"/>
-      <w:numFmt w:val="bullet"/>
-      <w:lvlText w:val="○"/>
+      <w:numFmt w:val="lowerLetter"/>
+      <w:lvlText w:val="%2."/>
       <w:lvlJc w:val="left"/>
       <w:pPr>
         <w:ind w:left="1440" w:hanging="360"/>
@@ -3555,9 +3543,9 @@
     </w:lvl>
     <w:lvl w:ilvl="2">
       <w:start w:val="1"/>
-      <w:numFmt w:val="bullet"/>
-      <w:lvlText w:val="■"/>
-      <w:lvlJc w:val="left"/>
+      <w:numFmt w:val="lowerRoman"/>
+      <w:lvlText w:val="%3."/>
+      <w:lvlJc w:val="right"/>
       <w:pPr>
         <w:ind w:left="2160" w:hanging="360"/>
       </w:pPr>
@@ -3567,8 +3555,8 @@
     </w:lvl>
     <w:lvl w:ilvl="3">
       <w:start w:val="1"/>
-      <w:numFmt w:val="bullet"/>
-      <w:lvlText w:val="●"/>
+      <w:numFmt w:val="decimal"/>
+      <w:lvlText w:val="%4."/>
       <w:lvlJc w:val="left"/>
       <w:pPr>
         <w:ind w:left="2880" w:hanging="360"/>
@@ -3579,8 +3567,8 @@
     </w:lvl>
     <w:lvl w:ilvl="4">
       <w:start w:val="1"/>
-      <w:numFmt w:val="bullet"/>
-      <w:lvlText w:val="○"/>
+      <w:numFmt w:val="lowerLetter"/>
+      <w:lvlText w:val="%5."/>
       <w:lvlJc w:val="left"/>
       <w:pPr>
         <w:ind w:left="3600" w:hanging="360"/>
@@ -3591,9 +3579,9 @@
     </w:lvl>
     <w:lvl w:ilvl="5">
       <w:start w:val="1"/>
-      <w:numFmt w:val="bullet"/>
-      <w:lvlText w:val="■"/>
-      <w:lvlJc w:val="left"/>
+      <w:numFmt w:val="lowerRoman"/>
+      <w:lvlText w:val="%6."/>
+      <w:lvlJc w:val="right"/>
       <w:pPr>
         <w:ind w:left="4320" w:hanging="360"/>
       </w:pPr>
@@ -3603,8 +3591,8 @@
     </w:lvl>
     <w:lvl w:ilvl="6">
       <w:start w:val="1"/>
-      <w:numFmt w:val="bullet"/>
-      <w:lvlText w:val="●"/>
+      <w:numFmt w:val="decimal"/>
+      <w:lvlText w:val="%7."/>
       <w:lvlJc w:val="left"/>
       <w:pPr>
         <w:ind w:left="5040" w:hanging="360"/>
@@ -3615,8 +3603,8 @@
     </w:lvl>
     <w:lvl w:ilvl="7">
       <w:start w:val="1"/>
-      <w:numFmt w:val="bullet"/>
-      <w:lvlText w:val="○"/>
+      <w:numFmt w:val="lowerLetter"/>
+      <w:lvlText w:val="%8."/>
       <w:lvlJc w:val="left"/>
       <w:pPr>
         <w:ind w:left="5760" w:hanging="360"/>
@@ -3627,9 +3615,9 @@
     </w:lvl>
     <w:lvl w:ilvl="8">
       <w:start w:val="1"/>
-      <w:numFmt w:val="bullet"/>
-      <w:lvlText w:val="■"/>
-      <w:lvlJc w:val="left"/>
+      <w:numFmt w:val="lowerRoman"/>
+      <w:lvlText w:val="%9."/>
+      <w:lvlJc w:val="right"/>
       <w:pPr>
         <w:ind w:left="6480" w:hanging="360"/>
       </w:pPr>
